--- a/11_manuscript/10_drafts/10_manuscript.docx
+++ b/11_manuscript/10_drafts/10_manuscript.docx
@@ -3561,7 +3561,7 @@
     </w:p>
     <w:p>
       <w:r>
-        <w:t xml:space="preserve">All artifacts supporting this paper are archived at [repository URL to be finalized before submission] under release tag </w:t>
+        <w:t>All artifacts supporting this paper are archived at https://github.com/ryanwongyy/role-system-ORM-submission under release tag [</w:t>
       </w:r>
       <w:r>
         <w:rPr>
@@ -3571,7 +3571,7 @@
         <w:t>v1.0.0-ORM-submission</w:t>
       </w:r>
       <w:r>
-        <w:t xml:space="preserve">, mirrored at a Zenodo DOI to be minted on acceptance. The release contains: (1) </w:t>
+        <w:t xml:space="preserve">](https://github.com/ryanwongyy/role-system-ORM-submission/releases/tag/v1.0.0-ORM-submission), mirrored at a Zenodo DOI to be minted on acceptance. The release contains: (1) </w:t>
       </w:r>
       <w:r>
         <w:rPr>

--- a/11_manuscript/10_drafts/10_manuscript.docx
+++ b/11_manuscript/10_drafts/10_manuscript.docx
@@ -56,7 +56,7 @@
         <w:t>preliminary</w:t>
       </w:r>
       <w:r>
-        <w:t xml:space="preserve"> framework rather than at validated theory of automated science; the "preliminary" label is pre-committed in response to a second-coder κ of 0.289 (below the preregistered 0.60 threshold), with a human second-coder pass recommended as a follow-up.</w:t>
+        <w:t xml:space="preserve"> framework rather than at validated theory of automated science; the "preliminary" label is pre-committed in response to a second-coder κ of 0.289 (below the pre-committed 0.60 threshold), with a human second-coder pass recommended as a follow-up.</w:t>
       </w:r>
     </w:p>
     <w:p>
@@ -3662,7 +3662,36 @@
     </w:p>
     <w:p>
       <w:r>
-        <w:t>The first author conducted all role-status coding. The second-coder protocol for Appendix B (four cases, 68 cells, stratified across the four largest case-family clusters) is to be preregistered on OSF before the second coder begins work; the OSF URL and ISO timestamp will be inserted here at resubmission. If the OSF registration does not predate the second-coder pass, the Appendix B κ will be labeled as a pre-analysis plan rather than as preregistration. Competing interests: none declared. Funding: the author(s) received no specific grant funding from any agency in the public, commercial, or not-for-profit sectors for this work. No generative AI system was used to propose role-status assignments in the main coding pass; LLMs were used for prose editing of the manuscript itself, under the disclosure standard adopted by ORM in 2025.</w:t>
+        <w:t xml:space="preserve">The first author conducted all role-status coding. The second-coder protocol for Appendix B (four cases, 68 cells, stratified across the four largest case-family clusters) is specified as a </w:t>
+      </w:r>
+      <w:r>
+        <w:rPr>
+          <w:b/>
+        </w:rPr>
+        <w:t>pre-analysis plan</w:t>
+      </w:r>
+      <w:r>
+        <w:t xml:space="preserve"> in </w:t>
+      </w:r>
+      <w:r>
+        <w:rPr>
+          <w:rFonts w:ascii="Consolas" w:hAnsi="Consolas"/>
+          <w:sz w:val="21"/>
+        </w:rPr>
+        <w:t>30_reviews/OSF_preregistration.md</w:t>
+      </w:r>
+      <w:r>
+        <w:t xml:space="preserve">, released with the database at tag </w:t>
+      </w:r>
+      <w:r>
+        <w:rPr>
+          <w:rFonts w:ascii="Consolas" w:hAnsi="Consolas"/>
+          <w:sz w:val="21"/>
+        </w:rPr>
+        <w:t>v1.0.0-ORM-submission</w:t>
+      </w:r>
+      <w:r>
+        <w:t>. The pre-analysis plan documents the subsample, the coder-blindness protocol, the κ ≥ 0.60 acceptance threshold, and the tie-breaker-revision remedy. The evidentiary standard for temporal precedence is the git commit history, not an OSF timestamp: an independent OSF registration was not posted before the second-coder pass, and we flag OSF registration as a recommended follow-up rather than claiming it retrospectively. Competing interests: none declared. Funding: the author(s) received no specific grant funding from any agency in the public, commercial, or not-for-profit sectors for this work. No generative AI system was used to propose role-status assignments in the main coding pass; LLMs were used for prose editing of the manuscript itself, under the disclosure standard adopted by ORM in 2025.</w:t>
       </w:r>
     </w:p>
     <w:p>
@@ -4054,7 +4083,7 @@
           <w:p>
             <w:r/>
             <w:r>
-              <w:t>Appendix B preregistration</w:t>
+              <w:t>Appendix B pre-analysis plan</w:t>
             </w:r>
           </w:p>
         </w:tc>
@@ -4195,7 +4224,7 @@
         <w:t>Post-hoc (exploratory)</w:t>
       </w:r>
       <w:r>
-        <w:t xml:space="preserve"> were added during revision in response to reviewer requests and are reported as robustness, not as pre-registered confirmatory tests.</w:t>
+        <w:t xml:space="preserve"> were added during revision in response to reviewer requests and are reported as robustness, not as pre-specified confirmatory tests.</w:t>
       </w:r>
     </w:p>
     <w:p>
@@ -4303,7 +4332,7 @@
         <w:t>transformed</w:t>
       </w:r>
       <w:r>
-        <w:t xml:space="preserve"> (κ = 0.000) show essentially no agreement above chance; the dominant disagreement axis is whether a role is observable at all (see the full disagreement log in Appendix B). Per the preregistration, κ failure invokes three pre-committed remedies: (i) the conditional-vs-transformed tie-breaker in Table 1 is revised to require an explicit moderator variable for </w:t>
+        <w:t xml:space="preserve"> (κ = 0.000) show essentially no agreement above chance; the dominant disagreement axis is whether a role is observable at all (see the full disagreement log in Appendix B). Per the pre-analysis plan, κ failure invokes three pre-committed remedies: (i) the conditional-vs-transformed tie-breaker in Table 1 is revised to require an explicit moderator variable for </w:t>
       </w:r>
       <w:r>
         <w:rPr>
@@ -4422,7 +4451,7 @@
     </w:p>
     <w:p>
       <w:r>
-        <w:t>The main coding pass was first-author-led and is therefore not blind to the paper's expected outcomes (H1, H2, H3 were specified before coding began but the coder held the hypotheses in mind during coding). The second-coder pass preregistered in Appendix B is blind by construction (the second coder receives only the rubric and the case files, not the expected outcomes or the first coder's evidence summaries), and the Appendix C stranger-coder protocol is designed to replicate the process on cases outside the repository. First-coder non-blindness is therefore a real and disclosed limitation; the preregistered second-coder pass and the stranger-coder protocol together are the paper's response.</w:t>
+        <w:t>The main coding pass was first-author-led and is therefore not blind to the paper's expected outcomes (H1, H2, H3 were specified before coding began but the coder held the hypotheses in mind during coding). The second-coder pass pre-specified in Appendix B is blind by construction (the second coder receives only the rubric and the case files, not the expected outcomes or the first coder's evidence summaries), and the Appendix C stranger-coder protocol is designed to replicate the process on cases outside the repository. First-coder non-blindness is therefore a real and disclosed limitation; the pre-specified second-coder pass and the stranger-coder protocol together are the paper's response.</w:t>
       </w:r>
     </w:p>
     <w:p>
@@ -6572,7 +6601,7 @@
         <w:t>routine first-pass screener</w:t>
       </w:r>
       <w:r>
-        <w:t xml:space="preserve"> has a degenerate sub-table — so the binomial sign test is reported as the primary paired test and Wilcoxon as a consistent-verdict confirmation.) Median V_family = 0.587 and median V_capability = 0.441. Restricting to the 204 high-confidence role-coding rows (confidence = high in the released codebook) yields V_family = 0.267 and V_capability = 0.205, so the V gap widens from 0.020 to 0.062 when coder uncertainty is removed. Multiple-testing exposure: the sign test is the single pre-registered confirmatory test; all other inferential objects (χ²_cell, χ²_case, V confidence intervals, boundary-case Δ table, confidence-stratified V) are robustness checks and do not enter a family-wise adjustment. A Holm correction applied across the six χ² / sign-test </w:t>
+        <w:t xml:space="preserve"> has a degenerate sub-table — so the binomial sign test is reported as the primary paired test and Wilcoxon as a consistent-verdict confirmation.) Median V_family = 0.587 and median V_capability = 0.441. Restricting to the 204 high-confidence role-coding rows (confidence = high in the released codebook) yields V_family = 0.267 and V_capability = 0.205, so the V gap widens from 0.020 to 0.062 when coder uncertainty is removed. Multiple-testing exposure: the sign test is the single pre-specified confirmatory test; all other inferential objects (χ²_cell, χ²_case, V confidence intervals, boundary-case Δ table, confidence-stratified V) are robustness checks and do not enter a family-wise adjustment. A Holm correction applied across the six χ² / sign-test </w:t>
       </w:r>
       <w:r>
         <w:rPr>
